--- a/assets/templates/smedley-group-letter.docx
+++ b/assets/templates/smedley-group-letter.docx
@@ -126,7 +126,7 @@
             </w:pPr>
             <w:r>
               <w:rPr>
-                <w:color w:val="0B0C0E"/>
+                <w:color w:val="000000"/>
               </w:rPr>
               <w:t xml:space="preserve">[Your name], [role]</w:t>
             </w:r>
@@ -147,7 +147,7 @@
             </w:pPr>
             <w:r>
               <w:rPr>
-                <w:color w:val="0B0C0E"/>
+                <w:color w:val="000000"/>
               </w:rPr>
               <w:t xml:space="preserve">[name]@smedleygroup.com</w:t>
             </w:r>
@@ -168,7 +168,7 @@
             </w:pPr>
             <w:r>
               <w:rPr>
-                <w:color w:val="0B0C0E"/>
+                <w:color w:val="000000"/>
               </w:rPr>
               <w:t xml:space="preserve">[+44 0000 000000]</w:t>
             </w:r>
@@ -189,7 +189,7 @@
             </w:pPr>
             <w:r>
               <w:rPr>
-                <w:color w:val="0B0C0E"/>
+                <w:color w:val="000000"/>
               </w:rPr>
               <w:t xml:space="preserve">[REF-000]</w:t>
             </w:r>
@@ -204,9 +204,9 @@
       </w:pPr>
       <w:r>
         <w:rPr>
-          <w:color w:val="0B0C0E"/>
+          <w:color w:val="000000"/>
         </w:rPr>
-        <w:t xml:space="preserve">26 September 2026</w:t>
+        <w:t xml:space="preserve">5 October 2026</w:t>
       </w:r>
     </w:p>
     <w:p>
@@ -239,7 +239,7 @@
         <w:pStyle w:val="Body"/>
       </w:pPr>
       <w:r>
-        <w:t xml:space="preserve">Use the paragraphs that follow for the detail: what has happened, what it means and what happens next. Plain words, full sentences, sentence case. Put numbers with their units, and dates as 26 September 2026.</w:t>
+        <w:t xml:space="preserve">Use the paragraphs that follow for the detail: what has happened, what it means and what happens next. Plain words, full sentences, sentence case. Put numbers with their units, and dates as 5 October 2026.</w:t>
       </w:r>
     </w:p>
     <w:p>
@@ -342,7 +342,7 @@
     <w:pPr>
       <w:pStyle w:val="Small"/>
       <w:pBdr>
-        <w:top w:val="single" w:color="D9DADD" w:sz="4" w:space="8"/>
+        <w:top w:val="single" w:color="ABC0E4" w:sz="4" w:space="8"/>
       </w:pBdr>
       <w:tabs>
         <w:tab w:val="right" w:pos="9026"/>
@@ -373,7 +373,7 @@
     <w:pPr>
       <w:pStyle w:val="Small"/>
       <w:pBdr>
-        <w:top w:val="single" w:color="D9DADD" w:sz="4" w:space="8"/>
+        <w:top w:val="single" w:color="ABC0E4" w:sz="4" w:space="8"/>
       </w:pBdr>
     </w:pPr>
     <w:r>
@@ -623,7 +623,7 @@
     <w:rPrDefault>
       <w:rPr>
         <w:rFonts w:ascii="Sora" w:cs="Sora" w:eastAsia="Sora" w:hAnsi="Sora"/>
-        <w:color w:val="0B0C0E"/>
+        <w:color w:val="000000"/>
         <w:sz w:val="20"/>
         <w:szCs w:val="20"/>
       </w:rPr>
@@ -815,7 +815,7 @@
     </w:pPr>
     <w:rPr>
       <w:rFonts w:ascii="Sora SemiBold" w:cs="Sora SemiBold" w:eastAsia="Sora SemiBold" w:hAnsi="Sora SemiBold"/>
-      <w:color w:val="0B0C0E"/>
+      <w:color w:val="000000"/>
       <w:sz w:val="64"/>
       <w:szCs w:val="64"/>
     </w:rPr>
@@ -830,7 +830,7 @@
     </w:pPr>
     <w:rPr>
       <w:rFonts w:ascii="Sora Light" w:cs="Sora Light" w:eastAsia="Sora Light" w:hAnsi="Sora Light"/>
-      <w:color w:val="585D65"/>
+      <w:color w:val="333F50"/>
       <w:sz w:val="30"/>
       <w:szCs w:val="30"/>
     </w:rPr>
@@ -848,7 +848,7 @@
     </w:pPr>
     <w:rPr>
       <w:rFonts w:ascii="Sora SemiBold" w:cs="Sora SemiBold" w:eastAsia="Sora SemiBold" w:hAnsi="Sora SemiBold"/>
-      <w:color w:val="0B0C0E"/>
+      <w:color w:val="000000"/>
       <w:sz w:val="34"/>
       <w:szCs w:val="34"/>
     </w:rPr>
@@ -866,7 +866,7 @@
     </w:pPr>
     <w:rPr>
       <w:rFonts w:ascii="Sora SemiBold" w:cs="Sora SemiBold" w:eastAsia="Sora SemiBold" w:hAnsi="Sora SemiBold"/>
-      <w:color w:val="0B0C0E"/>
+      <w:color w:val="000000"/>
       <w:sz w:val="24"/>
       <w:szCs w:val="24"/>
     </w:rPr>
@@ -882,8 +882,10 @@
       <w:outlineLvl w:val="2"/>
     </w:pPr>
     <w:rPr>
-      <w:rFonts w:ascii="IBM Plex Mono" w:cs="IBM Plex Mono" w:eastAsia="IBM Plex Mono" w:hAnsi="IBM Plex Mono"/>
-      <w:color w:val="1F66E0"/>
+      <w:rFonts w:ascii="Sora SemiBold" w:cs="Sora SemiBold" w:eastAsia="Sora SemiBold" w:hAnsi="Sora SemiBold"/>
+      <w:caps/>
+      <w:color w:val="44546A"/>
+      <w:spacing w:val="30"/>
       <w:sz w:val="17"/>
       <w:szCs w:val="17"/>
     </w:rPr>
@@ -897,7 +899,7 @@
     </w:pPr>
     <w:rPr>
       <w:rFonts w:ascii="Sora" w:cs="Sora" w:eastAsia="Sora" w:hAnsi="Sora"/>
-      <w:color w:val="0B0C0E"/>
+      <w:color w:val="000000"/>
       <w:sz w:val="20"/>
       <w:szCs w:val="20"/>
     </w:rPr>
@@ -912,7 +914,7 @@
     </w:pPr>
     <w:rPr>
       <w:rFonts w:ascii="Sora" w:cs="Sora" w:eastAsia="Sora" w:hAnsi="Sora"/>
-      <w:color w:val="0B0C0E"/>
+      <w:color w:val="000000"/>
       <w:sz w:val="26"/>
       <w:szCs w:val="26"/>
     </w:rPr>
@@ -926,8 +928,10 @@
       <w:spacing w:after="160"/>
     </w:pPr>
     <w:rPr>
-      <w:rFonts w:ascii="IBM Plex Mono" w:cs="IBM Plex Mono" w:eastAsia="IBM Plex Mono" w:hAnsi="IBM Plex Mono"/>
-      <w:color w:val="1F66E0"/>
+      <w:rFonts w:ascii="Sora SemiBold" w:cs="Sora SemiBold" w:eastAsia="Sora SemiBold" w:hAnsi="Sora SemiBold"/>
+      <w:caps/>
+      <w:color w:val="44546A"/>
+      <w:spacing w:val="40"/>
       <w:sz w:val="17"/>
       <w:szCs w:val="17"/>
     </w:rPr>
@@ -941,8 +945,8 @@
       <w:spacing w:after="240" w:before="80" w:line="260"/>
     </w:pPr>
     <w:rPr>
-      <w:rFonts w:ascii="IBM Plex Mono" w:cs="IBM Plex Mono" w:eastAsia="IBM Plex Mono" w:hAnsi="IBM Plex Mono"/>
-      <w:color w:val="585D65"/>
+      <w:rFonts w:ascii="Sora Light" w:cs="Sora Light" w:eastAsia="Sora Light" w:hAnsi="Sora Light"/>
+      <w:color w:val="333F50"/>
       <w:sz w:val="16"/>
       <w:szCs w:val="16"/>
     </w:rPr>
@@ -958,7 +962,7 @@
     </w:pPr>
     <w:rPr>
       <w:rFonts w:ascii="Sora SemiBold" w:cs="Sora SemiBold" w:eastAsia="Sora SemiBold" w:hAnsi="Sora SemiBold"/>
-      <w:color w:val="0B0C0E"/>
+      <w:color w:val="000000"/>
       <w:sz w:val="72"/>
       <w:szCs w:val="72"/>
     </w:rPr>
@@ -970,13 +974,13 @@
     <w:qFormat/>
     <w:pPr>
       <w:pBdr>
-        <w:left w:val="single" w:color="1F66E0" w:sz="18" w:space="12"/>
+        <w:left w:val="single" w:color="ABC0E4" w:sz="18" w:space="12"/>
       </w:pBdr>
       <w:spacing w:after="240" w:before="120"/>
       <w:ind w:left="240"/>
     </w:pPr>
     <w:rPr>
-      <w:color w:val="0B0C0E"/>
+      <w:color w:val="000000"/>
     </w:rPr>
   </w:style>
   <w:style w:type="paragraph" w:styleId="Quote">
@@ -986,14 +990,14 @@
     <w:qFormat/>
     <w:pPr>
       <w:pBdr>
-        <w:top w:val="single" w:color="D8231A" w:sz="18" w:space="14"/>
+        <w:top w:val="single" w:color="ABC0E4" w:sz="18" w:space="14"/>
       </w:pBdr>
       <w:spacing w:after="80" w:before="360" w:line="360"/>
       <w:ind w:right="1440"/>
     </w:pPr>
     <w:rPr>
       <w:rFonts w:ascii="Sora Light" w:cs="Sora Light" w:eastAsia="Sora Light" w:hAnsi="Sora Light"/>
-      <w:color w:val="0B0C0E"/>
+      <w:color w:val="000000"/>
       <w:sz w:val="30"/>
       <w:szCs w:val="30"/>
     </w:rPr>
@@ -1005,10 +1009,10 @@
     <w:qFormat/>
     <w:pPr>
       <w:pBdr>
-        <w:top w:val="single" w:color="000000" w:sz="36" w:space="6"/>
-        <w:bottom w:val="single" w:color="000000" w:sz="36" w:space="6"/>
+        <w:top w:val="single" w:color="222A35" w:sz="36" w:space="6"/>
+        <w:bottom w:val="single" w:color="222A35" w:sz="36" w:space="6"/>
       </w:pBdr>
-      <w:shd w:fill="000000" w:color="auto" w:val="clear"/>
+      <w:shd w:fill="222A35" w:color="auto" w:val="clear"/>
       <w:spacing w:after="360" w:before="360"/>
       <w:jc w:val="center"/>
     </w:pPr>
@@ -1027,8 +1031,8 @@
       <w:spacing w:after="0" w:line="240"/>
     </w:pPr>
     <w:rPr>
-      <w:rFonts w:ascii="IBM Plex Mono" w:cs="IBM Plex Mono" w:eastAsia="IBM Plex Mono" w:hAnsi="IBM Plex Mono"/>
-      <w:color w:val="585D65"/>
+      <w:rFonts w:ascii="Sora" w:cs="Sora" w:eastAsia="Sora" w:hAnsi="Sora"/>
+      <w:color w:val="333F50"/>
       <w:sz w:val="15"/>
       <w:szCs w:val="15"/>
     </w:rPr>
